--- a/Education Performance Analysis.docx
+++ b/Education Performance Analysis.docx
@@ -97,8 +97,105 @@
       </w:r>
     </w:p>
     <w:p>
-      <w:r>
+      <w:pPr>
+        <w:rPr>
+          <w:b/>
+          <w:bCs/>
+        </w:rPr>
+      </w:pPr>
+      <w:r>
+        <w:rPr>
+          <w:b/>
+          <w:bCs/>
+        </w:rPr>
         <w:t>Techniques Applied</w:t>
+      </w:r>
+    </w:p>
+    <w:p>
+      <w:pPr>
+        <w:pStyle w:val="ListParagraph"/>
+        <w:numPr>
+          <w:ilvl w:val="0"/>
+          <w:numId w:val="3"/>
+        </w:numPr>
+      </w:pPr>
+      <w:r>
+        <w:t>Data Cleaning</w:t>
+      </w:r>
+    </w:p>
+    <w:p>
+      <w:pPr>
+        <w:pStyle w:val="ListParagraph"/>
+        <w:numPr>
+          <w:ilvl w:val="0"/>
+          <w:numId w:val="3"/>
+        </w:numPr>
+      </w:pPr>
+      <w:r>
+        <w:t>Exploratory Data Analysis</w:t>
+      </w:r>
+    </w:p>
+    <w:p>
+      <w:pPr>
+        <w:pStyle w:val="ListParagraph"/>
+        <w:numPr>
+          <w:ilvl w:val="0"/>
+          <w:numId w:val="3"/>
+        </w:numPr>
+      </w:pPr>
+      <w:r>
+        <w:t>Descriptive Statistics</w:t>
+      </w:r>
+    </w:p>
+    <w:p>
+      <w:pPr>
+        <w:pStyle w:val="ListParagraph"/>
+        <w:numPr>
+          <w:ilvl w:val="0"/>
+          <w:numId w:val="3"/>
+        </w:numPr>
+      </w:pPr>
+      <w:r>
+        <w:t>Correlation</w:t>
+      </w:r>
+      <w:r>
+        <w:t xml:space="preserve"> Analysis</w:t>
+      </w:r>
+    </w:p>
+    <w:p>
+      <w:pPr>
+        <w:pStyle w:val="ListParagraph"/>
+        <w:numPr>
+          <w:ilvl w:val="0"/>
+          <w:numId w:val="3"/>
+        </w:numPr>
+      </w:pPr>
+      <w:r>
+        <w:t>Hypothesis Testing</w:t>
+      </w:r>
+    </w:p>
+    <w:p>
+      <w:pPr>
+        <w:pStyle w:val="ListParagraph"/>
+        <w:numPr>
+          <w:ilvl w:val="0"/>
+          <w:numId w:val="3"/>
+        </w:numPr>
+      </w:pPr>
+      <w:r>
+        <w:t>Linear Regression</w:t>
+      </w:r>
+    </w:p>
+    <w:p>
+      <w:pPr>
+        <w:pStyle w:val="ListParagraph"/>
+        <w:numPr>
+          <w:ilvl w:val="0"/>
+          <w:numId w:val="3"/>
+        </w:numPr>
+      </w:pPr>
+      <w:r>
+        <w:t>Data Visualisation</w:t>
       </w:r>
     </w:p>
     <w:p>
@@ -251,14 +348,13 @@
           <v:shape id="_x0000_i1025" type="#_x0000_t75" style="width:913.5pt;height:168pt" o:ole="">
             <v:imagedata r:id="rId7" o:title=""/>
           </v:shape>
-          <o:OLEObject Type="Embed" ProgID="Excel.Sheet.12" ShapeID="_x0000_i1025" DrawAspect="Content" ObjectID="_1845467086" r:id="rId8"/>
+          <o:OLEObject Type="Embed" ProgID="Excel.Sheet.12" ShapeID="_x0000_i1025" DrawAspect="Content" ObjectID="_1845485019" r:id="rId8"/>
         </w:object>
       </w:r>
     </w:p>
     <w:p/>
     <w:p>
       <w:r>
-        <w:lastRenderedPageBreak/>
         <w:t>Below is the table to tell the quantity of the school from which they are categorised as Rural or Urban.</w:t>
       </w:r>
     </w:p>
@@ -478,7 +574,6 @@
         <w:rPr>
           <w:noProof/>
         </w:rPr>
-        <w:lastRenderedPageBreak/>
         <w:drawing>
           <wp:anchor distT="0" distB="0" distL="114300" distR="114300" simplePos="0" relativeHeight="251659264" behindDoc="0" locked="0" layoutInCell="1" allowOverlap="1" wp14:anchorId="4232F76D" wp14:editId="5B60DE91">
             <wp:simplePos x="914400" y="4635795"/>
@@ -612,6 +707,7 @@
     </w:p>
     <w:p>
       <w:r>
+        <w:lastRenderedPageBreak/>
         <w:t>The average pass rate is 78.07%, with a median of 79%, suggesting that overall academic performance is relatively strong. However, the pass rate ranges from 39% to 100%, indicating disparities in performance across schools.</w:t>
       </w:r>
     </w:p>
@@ -632,7 +728,6 @@
           <w:sz w:val="40"/>
           <w:szCs w:val="40"/>
         </w:rPr>
-        <w:lastRenderedPageBreak/>
         <w:t>The effect of school size and the location on the academic performance</w:t>
       </w:r>
     </w:p>
